--- a/content/Bios/Paul_Babkiewich.docx
+++ b/content/Bios/Paul_Babkiewich.docx
@@ -1,218 +1,8 @@
 
 <file path=word/document.xml><?xml version="1.0" encoding="utf-8"?>
-<w:document xmlns:w14="http://schemas.microsoft.com/office/word/2010/wordml" xmlns:wp14="http://schemas.microsoft.com/office/word/2010/wordprocessingDrawing" xmlns:w="http://schemas.openxmlformats.org/wordprocessingml/2006/main" xmlns:m="http://schemas.openxmlformats.org/officeDocument/2006/math" xmlns:r="http://schemas.openxmlformats.org/officeDocument/2006/relationships" xmlns:o="urn:schemas-microsoft-com:office:office" xmlns:v="urn:schemas-microsoft-com:vml" xmlns:w10="urn:schemas-microsoft-com:office:word" xmlns:a="http://schemas.openxmlformats.org/drawingml/2006/main" xmlns:pic="http://schemas.openxmlformats.org/drawingml/2006/picture" xmlns:wp="http://schemas.openxmlformats.org/drawingml/2006/wordprocessingDrawing" xmlns:mc="http://schemas.openxmlformats.org/markup-compatibility/2006" mc:Ignorable="w14 wp14">
+<w:document xmlns:ns1="http://schemas.openxmlformats.org/markup-compatibility/2006" xmlns:ns2="http://schemas.microsoft.com/office/word/2010/wordml" xmlns:ns3="http://schemas.openxmlformats.org/officeDocument/2006/relationships" xmlns:w="http://schemas.openxmlformats.org/wordprocessingml/2006/main" ns1:Ignorable="w14 wp14">
   <w:body>
-    <w:p xmlns:wp14="http://schemas.microsoft.com/office/word/2010/wordml" wp14:textId="77777777">
-      <w:pPr>
-        <w:pStyle w:val="FirstParagraph"/>
-      </w:pPr>
-      <w:r>
-        <w:rPr/>
-        <w:t>Paul loved the game of baseball. He played ball at Wheatridge High School where he was a</w:t>
-      </w:r>
-      <w:r>
-        <w:rPr/>
-        <w:t xml:space="preserve"> </w:t>
-      </w:r>
-      <w:r>
-        <w:rPr/>
-        <w:t xml:space="preserve">three-time </w:t>
-      </w:r>
-      <w:r>
-        <w:rPr/>
-        <w:t>letterman</w:t>
-      </w:r>
-      <w:r>
-        <w:rPr/>
-        <w:t xml:space="preserve"> and team captain. Paul graduated in 1974. He went on to Colorado</w:t>
-      </w:r>
-      <w:r>
-        <w:rPr/>
-        <w:t xml:space="preserve"> </w:t>
-      </w:r>
-      <w:r>
-        <w:rPr/>
-        <w:t>State University on a baseball scholarship and graduated in 1978. He was a team captain</w:t>
-      </w:r>
-      <w:r>
-        <w:rPr/>
-        <w:t xml:space="preserve"> </w:t>
-      </w:r>
-      <w:r>
-        <w:rPr/>
-        <w:t>during his junior and senior years. Paul would always say he graduated with honors and</w:t>
-      </w:r>
-      <w:r>
-        <w:rPr/>
-        <w:t xml:space="preserve"> </w:t>
-      </w:r>
-      <w:r>
-        <w:rPr/>
-        <w:t>achievement, but we all knew better.</w:t>
-      </w:r>
-      <w:r>
-        <w:rPr/>
-        <w:t xml:space="preserve"> </w:t>
-      </w:r>
-      <w:r>
-        <w:rPr/>
-        <w:t>Paul was married to Heidi, his college sweetheart, for 35 years. He had 3 children, Brittany,</w:t>
-      </w:r>
-      <w:r>
-        <w:rPr/>
-        <w:t xml:space="preserve"> </w:t>
-      </w:r>
-      <w:r>
-        <w:rPr/>
-        <w:t xml:space="preserve">Brandon, and Tyler. He had 2 </w:t>
-      </w:r>
-      <w:r>
-        <w:rPr/>
-        <w:t>grandchildren</w:t>
-      </w:r>
-      <w:r>
-        <w:rPr/>
-        <w:t xml:space="preserve"> Sophia and Easton.</w:t>
-      </w:r>
-      <w:r>
-        <w:rPr/>
-        <w:t xml:space="preserve"> </w:t>
-      </w:r>
-      <w:r>
-        <w:rPr/>
-        <w:t>After graduation Paul began his career with Gallo Wines. He stayed in that industry for 36</w:t>
-      </w:r>
-      <w:r>
-        <w:rPr/>
-        <w:t xml:space="preserve"> </w:t>
-      </w:r>
-      <w:r>
-        <w:rPr/>
-        <w:t>years, the last 20+years with Republic National Distributing where he became a vice</w:t>
-      </w:r>
-      <w:r>
-        <w:rPr/>
-        <w:t xml:space="preserve"> </w:t>
-      </w:r>
-      <w:r>
-        <w:rPr/>
-        <w:t>president overseeing sales and operations for their wine and beer divisions in Colorado. He</w:t>
-      </w:r>
-      <w:r>
-        <w:rPr/>
-        <w:t xml:space="preserve"> </w:t>
-      </w:r>
-      <w:r>
-        <w:rPr/>
-        <w:t>was highly respected and well known nationally in the industry.</w:t>
-      </w:r>
-      <w:r>
-        <w:rPr/>
-        <w:t xml:space="preserve"> </w:t>
-      </w:r>
-      <w:r>
-        <w:rPr/>
-        <w:t xml:space="preserve">Paul became a High School Baseball official in 1997. He knew the game and worked </w:t>
-      </w:r>
-      <w:r>
-        <w:rPr/>
-        <w:t>very</w:t>
-      </w:r>
-      <w:r>
-        <w:rPr/>
-        <w:t xml:space="preserve"> </w:t>
-      </w:r>
-      <w:r>
-        <w:rPr/>
-        <w:t>hard</w:t>
-      </w:r>
-      <w:r>
-        <w:rPr/>
-        <w:t xml:space="preserve"> to improve and excel as an umpire. His brother Frank always enjoyed the games that</w:t>
-      </w:r>
-      <w:r>
-        <w:rPr/>
-        <w:t xml:space="preserve"> </w:t>
-      </w:r>
-      <w:r>
-        <w:rPr/>
-        <w:t xml:space="preserve">they worked together. They officiated the games at </w:t>
-      </w:r>
-      <w:r>
-        <w:rPr/>
-        <w:t>a high level</w:t>
-      </w:r>
-      <w:r>
-        <w:rPr/>
-        <w:t xml:space="preserve"> and had great fun doing</w:t>
-      </w:r>
-      <w:r>
-        <w:rPr/>
-        <w:t xml:space="preserve"> </w:t>
-      </w:r>
-      <w:r>
-        <w:rPr/>
-        <w:t>them, regardless of the level of play. Paul always felt the players and coaches deserved his</w:t>
-      </w:r>
-      <w:r>
-        <w:rPr/>
-        <w:t xml:space="preserve"> </w:t>
-      </w:r>
-      <w:r>
-        <w:rPr/>
-        <w:t>best effort. He had knowledge of the game and how the coaches expected the game to be</w:t>
-      </w:r>
-      <w:r>
-        <w:rPr/>
-        <w:t xml:space="preserve"> </w:t>
-      </w:r>
-      <w:r>
-        <w:rPr/>
-        <w:t xml:space="preserve">played. He was </w:t>
-      </w:r>
-      <w:r>
-        <w:rPr/>
-        <w:t>taken</w:t>
-      </w:r>
-      <w:r>
-        <w:rPr/>
-        <w:t xml:space="preserve"> from </w:t>
-      </w:r>
-      <w:r>
-        <w:rPr/>
-        <w:t>us way</w:t>
-      </w:r>
-      <w:r>
-        <w:rPr/>
-        <w:t xml:space="preserve"> too soon.</w:t>
-      </w:r>
-    </w:p>
-    <w:p w14:noSpellErr="1">
-      <w:pPr>
-        <w:pStyle w:val="BodyText"/>
-      </w:pPr>
-    </w:p>
-    <w:p>
-      <w:pPr>
-        <w:pStyle w:val="Heading2"/>
-        <w:spacing w:before="261" w:beforeAutospacing="off" w:after="261" w:afterAutospacing="off" w:line="300" w:lineRule="auto"/>
-      </w:pPr>
-      <w:r>
-        <w:rPr>
-          <w:rFonts w:ascii="Segoe UI" w:hAnsi="Segoe UI" w:eastAsia="Segoe UI" w:cs="Segoe UI"/>
-          <w:b w:val="1"/>
-          <w:bCs w:val="1"/>
-          <w:i w:val="0"/>
-          <w:iCs w:val="0"/>
-          <w:noProof w:val="0"/>
-          <w:sz w:val="31"/>
-          <w:szCs w:val="31"/>
-          <w:lang w:val="en-US"/>
-        </w:rPr>
-        <w:t>Revised Biography: Paul Babkiewich</w:t>
-      </w:r>
-    </w:p>
-    <w:p w14:noSpellErr="1">
+    <w:p ns2:paraId="6E493DC5" ns2:noSpellErr="1" ns2:textId="2D5FE244">
       <w:pPr>
         <w:spacing w:before="210" w:beforeAutospacing="off" w:after="210" w:afterAutospacing="off" w:line="300" w:lineRule="auto"/>
       </w:pPr>
@@ -230,7 +20,7 @@
         </w:rPr>
         <w:t xml:space="preserve">Paul loved the game of baseball. He played at </w:t>
       </w:r>
-      <w:hyperlink r:id="R4769ce0851e84a18">
+      <w:hyperlink ns3:id="R4769ce0851e84a18">
         <w:r>
           <w:rPr>
             <w:rStyle w:val="Hyperlink"/>
@@ -346,7 +136,7 @@
         <w:t xml:space="preserve"> Paul was a team captain during both his junior and senior seasons. He often joked that he graduated “with honors and achievement,” though those who knew him might smile at that claim.</w:t>
       </w:r>
     </w:p>
-    <w:p>
+    <w:p ns2:paraId="4F850EDA" ns2:textId="4F999E2F">
       <w:pPr>
         <w:spacing w:before="210" w:beforeAutospacing="off" w:after="210" w:afterAutospacing="off" w:line="300" w:lineRule="auto"/>
         <w:rPr>
@@ -558,7 +348,7 @@
         <w:t>.</w:t>
       </w:r>
     </w:p>
-    <w:p>
+    <w:p ns2:paraId="4760D41F" ns2:textId="634908DE">
       <w:pPr>
         <w:spacing w:before="210" w:beforeAutospacing="off" w:after="210" w:afterAutospacing="off" w:line="300" w:lineRule="auto"/>
         <w:rPr>
@@ -587,7 +377,7 @@
         </w:rPr>
         <w:t xml:space="preserve">After college, Paul began a long and successful career with </w:t>
       </w:r>
-      <w:hyperlink r:id="R6803c04494a14737">
+      <w:hyperlink ns3:id="R6803c04494a14737">
         <w:r>
           <w:rPr>
             <w:rStyle w:val="Hyperlink"/>
@@ -646,7 +436,7 @@
         </w:rPr>
         <w:t xml:space="preserve"> in the industry for 36 years, spending more than 20 of those years with </w:t>
       </w:r>
-      <w:hyperlink r:id="R9b1ae9470149460d">
+      <w:hyperlink ns3:id="R9b1ae9470149460d">
         <w:r>
           <w:rPr>
             <w:rStyle w:val="Hyperlink"/>
@@ -678,7 +468,7 @@
         <w:t>, where he rose to the role of Vice President overseeing sales and operations for Colorado’s wine and beer divisions. He was highly respected and well known throughout the industry, both statewide and nationally.</w:t>
       </w:r>
     </w:p>
-    <w:p>
+    <w:p ns2:paraId="0ACE35B0" ns2:textId="7925F53F">
       <w:pPr>
         <w:spacing w:before="210" w:beforeAutospacing="off" w:after="210" w:afterAutospacing="off" w:line="300" w:lineRule="auto"/>
         <w:rPr>
@@ -820,7 +610,7 @@
         <w:t>sm, and always while having fun, regardless of the level of play.</w:t>
       </w:r>
     </w:p>
-    <w:p>
+    <w:p ns2:paraId="6194A134" ns2:textId="7636D092">
       <w:pPr>
         <w:spacing w:before="210" w:beforeAutospacing="off" w:after="210" w:afterAutospacing="off" w:line="300" w:lineRule="auto"/>
       </w:pPr>
@@ -839,7 +629,7 @@
         <w:t>Paul believed that players and coaches deserved his very best every time he stepped on the field. His knowledge of the game—and of how coaches expected it to be played—made him a trusted and respected presence wherever he worked.</w:t>
       </w:r>
     </w:p>
-    <w:p>
+    <w:p ns2:paraId="02108144" ns2:textId="729A455A">
       <w:pPr>
         <w:spacing w:before="210" w:beforeAutospacing="off" w:after="210" w:afterAutospacing="off" w:line="300" w:lineRule="auto"/>
       </w:pPr>
@@ -858,7 +648,7 @@
         <w:t>Paul was taken from us far too soon.</w:t>
       </w:r>
     </w:p>
-    <w:p>
+    <w:p ns2:paraId="639CC066" ns2:textId="51541A72">
       <w:pPr>
         <w:pStyle w:val="BodyText"/>
       </w:pPr>
